--- a/docs/忆联_技术架构设计书_V1.6.docx
+++ b/docs/忆联_技术架构设计书_V1.6.docx
@@ -2229,7 +2229,7 @@
         <w:pStyle w:val="ListNumber"/>
       </w:pPr>
       <w:r>
-        <w:t>计算双方"家族圈子"：circleOf(user) = 自己 + 所在家族全部成员 + 已确认关系的联系人（跨家族，避免家族成为孤岛）；</w:t>
+        <w:t>计算双方"家族网络"：circleOf(user) = 自己 + 所在家族全部成员 + 已确认关系的联系人；networkOf(user) 在 circleOf 基础上做广度优先遍历，得到整个连通图（跨家族，避免家族成为孤岛）；</w:t>
       </w:r>
     </w:p>
     <w:p>
@@ -2237,7 +2237,7 @@
         <w:pStyle w:val="ListNumber"/>
       </w:pPr>
       <w:r>
-        <w:t>建立两类关系：①新人 × 对方圈子的每位成员；②对方（邀请人/发起人）× 新人圈子的每位成员。已 REMOVED 的行复活为双方 PENDING，复用历史行避免重复记录；</w:t>
+        <w:t>建立两类关系：①新人 × 对方网络的每位成员；②对方（邀请人/发起人）× 新人网络的每位成员。已 REMOVED 的行复活为双方 PENDING，复用历史行避免重复记录；</w:t>
       </w:r>
     </w:p>
     <w:p>
@@ -2254,6 +2254,14 @@
       </w:pPr>
       <w:r>
         <w:t>其余待确认方向写入 notifications，双方各一条，suggested_relation 仅作预填建议；已存在未处理消息时不重复推送（幂等）。</w:t>
+      </w:r>
+    </w:p>
+    <w:p>
+      <w:pPr>
+        <w:pStyle w:val="ListNumber"/>
+      </w:pPr>
+      <w:r>
+        <w:t>规模保护：networkOf 遍历节点数超过 MAX_NETWORK_SIZE（200）时退回一跳 circleOf，避免一次入族产生海量消息；实测三跳网络（大山→小云→小河→小月）通知完整覆盖。</w:t>
       </w:r>
     </w:p>
     <w:p>

--- a/docs/忆联_技术架构设计书_V1.6.docx
+++ b/docs/忆联_技术架构设计书_V1.6.docx
@@ -2272,6 +2272,122 @@
     <w:p>
       <w:r>
         <w:t>消息状态机：UNREAD → READ（打开列表）/ ACTIONED（确认）/ REJECTED（拒绝）；确认与拒绝均写审计日志（RELATION_CONFIRMED / RELATION_REJECTED）。账号注销时级联删除本人相关消息及其关联关系上的消息，避免外键悬挂。</w:t>
+      </w:r>
+    </w:p>
+    <w:p>
+      <w:r>
+        <w:t>关系图谱查询（GET /api/v1/connections/graph）：</w:t>
+      </w:r>
+    </w:p>
+    <w:tbl>
+      <w:tblPr>
+        <w:tblStyle w:val="TableGrid"/>
+        <w:tblW w:type="auto" w:w="0"/>
+        <w:tblLook w:firstColumn="1" w:firstRow="1" w:lastColumn="0" w:lastRow="0" w:noHBand="0" w:noVBand="1" w:val="04A0"/>
+      </w:tblPr>
+      <w:tblGrid>
+        <w:gridCol w:w="4320"/>
+        <w:gridCol w:w="4320"/>
+      </w:tblGrid>
+      <w:tr>
+        <w:tc>
+          <w:tcPr>
+            <w:tcW w:type="dxa" w:w="4320"/>
+          </w:tcPr>
+          <w:p>
+            <w:r>
+              <w:rPr>
+                <w:b/>
+              </w:rPr>
+            </w:r>
+            <w:r>
+              <w:rPr>
+                <w:b/>
+              </w:rPr>
+              <w:t>参数</w:t>
+            </w:r>
+          </w:p>
+        </w:tc>
+        <w:tc>
+          <w:tcPr>
+            <w:tcW w:type="dxa" w:w="4320"/>
+          </w:tcPr>
+          <w:p>
+            <w:r>
+              <w:rPr>
+                <w:b/>
+              </w:rPr>
+            </w:r>
+            <w:r>
+              <w:rPr>
+                <w:b/>
+              </w:rPr>
+              <w:t>作用</w:t>
+            </w:r>
+          </w:p>
+        </w:tc>
+      </w:tr>
+      <w:tr>
+        <w:tc>
+          <w:tcPr>
+            <w:tcW w:type="dxa" w:w="4320"/>
+          </w:tcPr>
+          <w:p>
+            <w:r/>
+            <w:r>
+              <w:t>includePending</w:t>
+            </w:r>
+          </w:p>
+        </w:tc>
+        <w:tc>
+          <w:tcPr>
+            <w:tcW w:type="dxa" w:w="4320"/>
+          </w:tcPr>
+          <w:p>
+            <w:r/>
+            <w:r>
+              <w:t>是否包含"待确认/我已拒绝"节点（应用端默认关闭，开启后半透明展示）</w:t>
+            </w:r>
+          </w:p>
+        </w:tc>
+      </w:tr>
+      <w:tr>
+        <w:tc>
+          <w:tcPr>
+            <w:tcW w:type="dxa" w:w="4320"/>
+          </w:tcPr>
+          <w:p>
+            <w:r/>
+            <w:r>
+              <w:t>includeExtended</w:t>
+            </w:r>
+          </w:p>
+        </w:tc>
+        <w:tc>
+          <w:tcPr>
+            <w:tcW w:type="dxa" w:w="4320"/>
+          </w:tcPr>
+          <w:p>
+            <w:r/>
+            <w:r>
+              <w:t>是否包含"家人的家人"二级节点（应用端默认关闭，虚线展示）</w:t>
+            </w:r>
+          </w:p>
+        </w:tc>
+      </w:tr>
+    </w:tbl>
+    <w:p>
+      <w:r>
+        <w:t>二级节点（extended=true）由"我已确认的家人所确认的家人"推导，附带 viaUserId / viaUserName / relationFromVia（关系路径，如"张耘嫣的母亲"）与 requestPending（我已发起建立联系）。隐私边界：二级节点</w:t>
+      </w:r>
+      <w:r>
+        <w:rPr>
+          <w:b/>
+        </w:rPr>
+        <w:t>只返回姓名与关系路径</w:t>
+      </w:r>
+      <w:r>
+        <w:t>，不返回出生年月/籍贯/性别，也不能通过档案接口访问其资料；建立关系仍需双方同意（复用 POST /api/v1/connections/requests）。</w:t>
       </w:r>
     </w:p>
     <w:p>
